--- a/Build Instructions Instructions.docx
+++ b/Build Instructions Instructions.docx
@@ -5,84 +5,70 @@
     <w:p/>
     <w:p>
       <w:r>
-        <w:t>PUT ALL DIMENSIONS IN INCHES ONLY (people are stupid)</w:t>
-      </w:r>
-    </w:p>
-    <w:p>
-      <w:pPr>
-        <w:pStyle w:val="ListParagraph"/>
-        <w:numPr>
-          <w:ilvl w:val="0"/>
-          <w:numId w:val="1"/>
-        </w:numPr>
-      </w:pPr>
-      <w:r>
-        <w:t xml:space="preserve">If you could go back and edit the other instructions, that would be great </w:t>
-      </w:r>
-      <w:r>
-        <w:rPr>
-          <mc:AlternateContent>
-            <mc:Choice Requires="w16se"/>
-            <mc:Fallback>
-              <w:rFonts w:ascii="Segoe UI Emoji" w:eastAsia="Segoe UI Emoji" w:hAnsi="Segoe UI Emoji" w:cs="Segoe UI Emoji"/>
-            </mc:Fallback>
-          </mc:AlternateContent>
-        </w:rPr>
-        <mc:AlternateContent>
-          <mc:Choice Requires="w16se">
-            <w16se:symEx w16se:font="Segoe UI Emoji" w16se:char="1F60A"/>
-          </mc:Choice>
-          <mc:Fallback>
-            <w:t>😊</w:t>
-          </mc:Fallback>
-        </mc:AlternateContent>
+        <w:t>Follow template of previous year’s designs!!</w:t>
       </w:r>
     </w:p>
     <w:p/>
     <w:p>
       <w:r>
-        <w:t>Piece quantity – pull from BOM</w:t>
+        <w:t>PUT ALL DIMENSIONS IN INCHES ONLY (people are stupid)</w:t>
       </w:r>
     </w:p>
     <w:p>
       <w:r>
-        <w:t>Piece cuts – pull from cut sheet</w:t>
+        <w:t>Don’t include unnecessary information</w:t>
       </w:r>
     </w:p>
     <w:p/>
     <w:p>
       <w:r>
-        <w:t>Screenshot each step of the process with dimensions</w:t>
+        <w:t>Piece quantity – pull from BOM</w:t>
       </w:r>
     </w:p>
     <w:p>
       <w:r>
-        <w:t>Include all pieces used and dimensions</w:t>
+        <w:t>Piece cuts – pull from cut sheet</w:t>
       </w:r>
     </w:p>
     <w:p/>
     <w:p>
       <w:r>
-        <w:t>Think about how to best construct the piece</w:t>
-      </w:r>
-      <w:r>
-        <w:t xml:space="preserve"> in order</w:t>
+        <w:t>Screenshot each step of the process with dimensions</w:t>
+      </w:r>
+    </w:p>
+    <w:p>
+      <w:r>
+        <w:t>Include all pieces used and dimensions</w:t>
+      </w:r>
+      <w:r>
+        <w:t xml:space="preserve"> to build</w:t>
       </w:r>
     </w:p>
     <w:p/>
     <w:p>
       <w:r>
-        <w:t xml:space="preserve">For complex pieces, it may be beneficial to cut all (straight) </w:t>
-      </w:r>
-      <w:r>
-        <w:t>cuts at the beginning. Make sure to note that the boards get labeled (IN SHARPIE)</w:t>
-      </w:r>
-      <w:r>
-        <w:t xml:space="preserve"> the length in inches and stored in a common location. </w:t>
+        <w:t>Think about how to best construct the piece</w:t>
+      </w:r>
+      <w:r>
+        <w:t xml:space="preserve"> in order</w:t>
+      </w:r>
+      <w:r>
+        <w:t xml:space="preserve"> as you make the steps</w:t>
+      </w:r>
+    </w:p>
+    <w:p/>
+    <w:p>
+      <w:r>
+        <w:t xml:space="preserve">I prefer to create a “cut sheet” page at the beginning. This </w:t>
+      </w:r>
+      <w:r>
+        <w:t>shows people how to cut the boards all at once, and makes next steps a lot easier. Make sure to add a note on the instructions</w:t>
+      </w:r>
+      <w:r>
+        <w:t xml:space="preserve"> to LABEL YOUR CUTS with the dimension so they don’t get mixed up. </w:t>
       </w:r>
     </w:p>
     <w:sectPr>
-      <w:headerReference w:type="default" r:id="rId7"/>
       <w:pgSz w:w="12240" w:h="15840"/>
       <w:pgMar w:top="1440" w:right="1440" w:bottom="1440" w:left="1440" w:header="720" w:footer="720" w:gutter="0"/>
       <w:cols w:space="720"/>
@@ -140,30 +126,6 @@
     </w:p>
   </w:footnote>
 </w:footnotes>
-</file>
-
-<file path=word/header1.xml><?xml version="1.0" encoding="utf-8"?>
-<w:hdr xmlns:wpc="http://schemas.microsoft.com/office/word/2010/wordprocessingCanvas" xmlns:cx="http://schemas.microsoft.com/office/drawing/2014/chartex" xmlns:cx1="http://schemas.microsoft.com/office/drawing/2015/9/8/chartex" xmlns:cx2="http://schemas.microsoft.com/office/drawing/2015/10/21/chartex" xmlns:cx3="http://schemas.microsoft.com/office/drawing/2016/5/9/chartex" xmlns:cx4="http://schemas.microsoft.com/office/drawing/2016/5/10/chartex" xmlns:cx5="http://schemas.microsoft.com/office/drawing/2016/5/11/chartex" xmlns:cx6="http://schemas.microsoft.com/office/drawing/2016/5/12/chartex" xmlns:cx7="http://schemas.microsoft.com/office/drawing/2016/5/13/chartex" xmlns:cx8="http://schemas.microsoft.com/office/drawing/2016/5/14/chartex" xmlns:mc="http://schemas.openxmlformats.org/markup-compatibility/2006" xmlns:aink="http://schemas.microsoft.com/office/drawing/2016/ink" xmlns:am3d="http://schemas.microsoft.com/office/drawing/2017/model3d" xmlns:o="urn:schemas-microsoft-com:office:office" xmlns:oel="http://schemas.microsoft.com/office/2019/extlst" xmlns:r="http://schemas.openxmlformats.org/officeDocument/2006/relationships" xmlns:m="http://schemas.openxmlformats.org/officeDocument/2006/math" xmlns:v="urn:schemas-microsoft-com:vml" xmlns:wp14="http://schemas.microsoft.com/office/word/2010/wordprocessingDrawing" xmlns:wp="http://schemas.openxmlformats.org/drawingml/2006/wordprocessingDrawing" xmlns:w10="urn:schemas-microsoft-com:office:word" xmlns:w="http://schemas.openxmlformats.org/wordprocessingml/2006/main" xmlns:w14="http://schemas.microsoft.com/office/word/2010/wordml" xmlns:w15="http://schemas.microsoft.com/office/word/2012/wordml" xmlns:w16cex="http://schemas.microsoft.com/office/word/2018/wordml/cex" xmlns:w16cid="http://schemas.microsoft.com/office/word/2016/wordml/cid" xmlns:w16="http://schemas.microsoft.com/office/word/2018/wordml" xmlns:w16du="http://schemas.microsoft.com/office/word/2023/wordml/word16du" xmlns:w16sdtdh="http://schemas.microsoft.com/office/word/2020/wordml/sdtdatahash" xmlns:w16sdtfl="http://schemas.microsoft.com/office/word/2024/wordml/sdtformatlock" xmlns:w16se="http://schemas.microsoft.com/office/word/2015/wordml/symex" xmlns:wpg="http://schemas.microsoft.com/office/word/2010/wordprocessingGroup" xmlns:wpi="http://schemas.microsoft.com/office/word/2010/wordprocessingInk" xmlns:wne="http://schemas.microsoft.com/office/word/2006/wordml" xmlns:wps="http://schemas.microsoft.com/office/word/2010/wordprocessingShape" mc:Ignorable="w14 w15 w16se w16cid w16 w16cex w16sdtdh w16sdtfl w16du wp14">
-  <w:p>
-    <w:pPr>
-      <w:pStyle w:val="Header"/>
-    </w:pPr>
-    <w:r>
-      <w:t>2x4x120 in the BOM is actually 96”</w:t>
-    </w:r>
-  </w:p>
-  <w:p>
-    <w:pPr>
-      <w:pStyle w:val="Header"/>
-    </w:pPr>
-    <w:r>
-      <w:t>For back foot its pulling 4 120/96s, but theres only 2</w:t>
-    </w:r>
-    <w:r>
-      <w:t xml:space="preserve"> per piece idk</w:t>
-    </w:r>
-  </w:p>
-</w:hdr>
 </file>
 
 <file path=word/numbering.xml><?xml version="1.0" encoding="utf-8"?>
